--- a/Fase 1/Evidencias Grupales/1.5_GuiaEstudiante_Fase 1_Definicion Proyecto APT.docx
+++ b/Fase 1/Evidencias Grupales/1.5_GuiaEstudiante_Fase 1_Definicion Proyecto APT.docx
@@ -1,6 +1,6 @@
 
 <file path=word/document.xml><?xml version="1.0" encoding="utf-8"?>
-<w:document xmlns:wpc="http://schemas.microsoft.com/office/word/2010/wordprocessingCanvas" xmlns:cx="http://schemas.microsoft.com/office/drawing/2014/chartex" xmlns:cx1="http://schemas.microsoft.com/office/drawing/2015/9/8/chartex" xmlns:cx2="http://schemas.microsoft.com/office/drawing/2015/10/21/chartex" xmlns:cx3="http://schemas.microsoft.com/office/drawing/2016/5/9/chartex" xmlns:cx4="http://schemas.microsoft.com/office/drawing/2016/5/10/chartex" xmlns:cx5="http://schemas.microsoft.com/office/drawing/2016/5/11/chartex" xmlns:cx6="http://schemas.microsoft.com/office/drawing/2016/5/12/chartex" xmlns:cx7="http://schemas.microsoft.com/office/drawing/2016/5/13/chartex" xmlns:cx8="http://schemas.microsoft.com/office/drawing/2016/5/14/chartex" xmlns:mc="http://schemas.openxmlformats.org/markup-compatibility/2006" xmlns:aink="http://schemas.microsoft.com/office/drawing/2016/ink" xmlns:am3d="http://schemas.microsoft.com/office/drawing/2017/model3d" xmlns:o="urn:schemas-microsoft-com:office:office" xmlns:oel="http://schemas.microsoft.com/office/2019/extlst" xmlns:r="http://schemas.openxmlformats.org/officeDocument/2006/relationships" xmlns:m="http://schemas.openxmlformats.org/officeDocument/2006/math" xmlns:v="urn:schemas-microsoft-com:vml" xmlns:wp14="http://schemas.microsoft.com/office/word/2010/wordprocessingDrawing" xmlns:wp="http://schemas.openxmlformats.org/drawingml/2006/wordprocessingDrawing" xmlns:w10="urn:schemas-microsoft-com:office:word" xmlns:w="http://schemas.openxmlformats.org/wordprocessingml/2006/main" xmlns:w14="http://schemas.microsoft.com/office/word/2010/wordml" xmlns:w15="http://schemas.microsoft.com/office/word/2012/wordml" xmlns:w16cex="http://schemas.microsoft.com/office/word/2018/wordml/cex" xmlns:w16cid="http://schemas.microsoft.com/office/word/2016/wordml/cid" xmlns:w16="http://schemas.microsoft.com/office/word/2018/wordml" xmlns:w16du="http://schemas.microsoft.com/office/word/2023/wordml/word16du" xmlns:w16sdtdh="http://schemas.microsoft.com/office/word/2020/wordml/sdtdatahash" xmlns:w16sdtfl="http://schemas.microsoft.com/office/word/2024/wordml/sdtformatlock" xmlns:w16se="http://schemas.microsoft.com/office/word/2015/wordml/symex" xmlns:wpg="http://schemas.microsoft.com/office/word/2010/wordprocessingGroup" xmlns:wpi="http://schemas.microsoft.com/office/word/2010/wordprocessingInk" xmlns:wne="http://schemas.microsoft.com/office/word/2006/wordml" xmlns:wps="http://schemas.microsoft.com/office/word/2010/wordprocessingShape" mc:Ignorable="w14 w15 w16se w16cid w16 w16cex w16sdtdh w16sdtfl w16du wp14">
+<w:document xmlns:wpc="http://schemas.microsoft.com/office/word/2010/wordprocessingCanvas" xmlns:cx="http://schemas.microsoft.com/office/drawing/2014/chartex" xmlns:cx1="http://schemas.microsoft.com/office/drawing/2015/9/8/chartex" xmlns:cx2="http://schemas.microsoft.com/office/drawing/2015/10/21/chartex" xmlns:cx3="http://schemas.microsoft.com/office/drawing/2016/5/9/chartex" xmlns:cx4="http://schemas.microsoft.com/office/drawing/2016/5/10/chartex" xmlns:cx5="http://schemas.microsoft.com/office/drawing/2016/5/11/chartex" xmlns:cx6="http://schemas.microsoft.com/office/drawing/2016/5/12/chartex" xmlns:cx7="http://schemas.microsoft.com/office/drawing/2016/5/13/chartex" xmlns:cx8="http://schemas.microsoft.com/office/drawing/2016/5/14/chartex" xmlns:mc="http://schemas.openxmlformats.org/markup-compatibility/2006" xmlns:aink="http://schemas.microsoft.com/office/drawing/2016/ink" xmlns:am3d="http://schemas.microsoft.com/office/drawing/2017/model3d" xmlns:o="urn:schemas-microsoft-com:office:office" xmlns:r="http://schemas.openxmlformats.org/officeDocument/2006/relationships" xmlns:m="http://schemas.openxmlformats.org/officeDocument/2006/math" xmlns:v="urn:schemas-microsoft-com:vml" xmlns:wp14="http://schemas.microsoft.com/office/word/2010/wordprocessingDrawing" xmlns:wp="http://schemas.openxmlformats.org/drawingml/2006/wordprocessingDrawing" xmlns:w10="urn:schemas-microsoft-com:office:word" xmlns:w="http://schemas.openxmlformats.org/wordprocessingml/2006/main" xmlns:w14="http://schemas.microsoft.com/office/word/2010/wordml" xmlns:w15="http://schemas.microsoft.com/office/word/2012/wordml" xmlns:w16cex="http://schemas.microsoft.com/office/word/2018/wordml/cex" xmlns:w16cid="http://schemas.microsoft.com/office/word/2016/wordml/cid" xmlns:w16="http://schemas.microsoft.com/office/word/2018/wordml" xmlns:w16sdtdh="http://schemas.microsoft.com/office/word/2020/wordml/sdtdatahash" xmlns:w16se="http://schemas.microsoft.com/office/word/2015/wordml/symex" xmlns:wpg="http://schemas.microsoft.com/office/word/2010/wordprocessingGroup" xmlns:wpi="http://schemas.microsoft.com/office/word/2010/wordprocessingInk" xmlns:wne="http://schemas.microsoft.com/office/word/2006/wordml" xmlns:wps="http://schemas.microsoft.com/office/word/2010/wordprocessingShape" mc:Ignorable="w14 w15 w16se w16cid w16 w16cex w16sdtdh wp14">
   <w:body>
     <w:p>
       <w:r>
@@ -224,7 +224,7 @@
               </wp:anchor>
             </w:drawing>
           </mc:Choice>
-          <mc:Fallback>
+          <mc:Fallback xmlns:w16sdtfl="http://schemas.microsoft.com/office/word/2024/wordml/sdtformatlock" xmlns:w16du="http://schemas.microsoft.com/office/word/2023/wordml/word16du" xmlns:oel="http://schemas.microsoft.com/office/2019/extlst">
             <w:pict>
               <v:group w14:anchorId="2D7FCADB" id="Grupo 47" o:spid="_x0000_s1026" style="position:absolute;margin-left:-34.3pt;margin-top:2.65pt;width:518.15pt;height:117.05pt;z-index:251659264;mso-position-horizontal-relative:margin;mso-width-relative:margin" coordsize="59034,14868" o:gfxdata="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">
                 <v:shapetype id="_x0000_t202" coordsize="21600,21600" o:spt="202" path="m,l,21600r21600,l21600,xe">
@@ -562,6 +562,31 @@
               </w:rPr>
               <w:t>Ximena Andrea Campos García</w:t>
             </w:r>
+            <w:r>
+              <w:rPr>
+                <w:b/>
+              </w:rPr>
+              <w:br/>
+            </w:r>
+            <w:r>
+              <w:rPr>
+                <w:b/>
+              </w:rPr>
+              <w:t xml:space="preserve">Benjamín Cristóbal Osses Vengas </w:t>
+            </w:r>
+            <w:r>
+              <w:rPr>
+                <w:b/>
+              </w:rPr>
+              <w:br/>
+              <w:t xml:space="preserve">Nefi Andrés Apablaza </w:t>
+            </w:r>
+            <w:r>
+              <w:rPr>
+                <w:b/>
+              </w:rPr>
+              <w:t>Olivares</w:t>
+            </w:r>
           </w:p>
         </w:tc>
       </w:tr>
@@ -606,6 +631,25 @@
                 <w:b/>
               </w:rPr>
               <w:t>16.662.714-1</w:t>
+            </w:r>
+            <w:r>
+              <w:rPr>
+                <w:b/>
+              </w:rPr>
+              <w:br/>
+            </w:r>
+            <w:r>
+              <w:rPr>
+                <w:b/>
+              </w:rPr>
+              <w:t>21.570.686-9</w:t>
+            </w:r>
+            <w:r>
+              <w:rPr>
+                <w:b/>
+              </w:rPr>
+              <w:br/>
+              <w:t>20.858.365-4</w:t>
             </w:r>
           </w:p>
         </w:tc>
@@ -1007,6 +1051,7 @@
                 <w:rFonts w:ascii="Calibri" w:hAnsi="Calibri"/>
                 <w:color w:val="1F3864" w:themeColor="accent1" w:themeShade="80"/>
               </w:rPr>
+              <w:lastRenderedPageBreak/>
               <w:t xml:space="preserve">Competencias </w:t>
             </w:r>
           </w:p>
@@ -1045,7 +1090,6 @@
               <w:spacing w:after="0"/>
             </w:pPr>
             <w:r>
-              <w:lastRenderedPageBreak/>
               <w:t xml:space="preserve">Integración con APIs y servicios externos (geolocalización, identidad, pagos). </w:t>
             </w:r>
           </w:p>
@@ -1544,7 +1588,25 @@
                 <w:szCs w:val="20"/>
                 <w:lang w:val="es-ES" w:eastAsia="es-CL"/>
               </w:rPr>
-              <w:t>desperfectos domésticos y Por otro lado, trabajadores independientes que buscan mayor estabilidad</w:t>
+              <w:t xml:space="preserve">desperfectos domésticos </w:t>
+            </w:r>
+            <w:r>
+              <w:rPr>
+                <w:rFonts w:ascii="Calibri" w:hAnsi="Calibri" w:cs="Arial"/>
+                <w:sz w:val="20"/>
+                <w:szCs w:val="20"/>
+                <w:lang w:val="es-ES" w:eastAsia="es-CL"/>
+              </w:rPr>
+              <w:t>y,</w:t>
+            </w:r>
+            <w:r>
+              <w:rPr>
+                <w:rFonts w:ascii="Calibri" w:hAnsi="Calibri" w:cs="Arial"/>
+                <w:sz w:val="20"/>
+                <w:szCs w:val="20"/>
+                <w:lang w:val="es-ES" w:eastAsia="es-CL"/>
+              </w:rPr>
+              <w:t xml:space="preserve"> Por otro lado, trabajadores independientes que buscan mayor estabilidad</w:t>
             </w:r>
             <w:r>
               <w:rPr>
@@ -6120,21 +6182,35 @@
                 <w:rFonts w:ascii="Calibri" w:hAnsi="Calibri"/>
                 <w:bCs/>
               </w:rPr>
-              <w:t>Plataforma O</w:t>
+              <w:t xml:space="preserve">Plataforma </w:t>
             </w:r>
             <w:r>
               <w:rPr>
                 <w:rFonts w:ascii="Calibri" w:hAnsi="Calibri"/>
                 <w:bCs/>
               </w:rPr>
-              <w:t xml:space="preserve">verol </w:t>
+              <w:t>O</w:t>
             </w:r>
             <w:r>
               <w:rPr>
                 <w:rFonts w:ascii="Calibri" w:hAnsi="Calibri"/>
                 <w:bCs/>
               </w:rPr>
-              <w:t xml:space="preserve"> funcional con la totalidad (o el conjunto priorizado) de las épicas implementadas: registro, búsqueda, chatbot, geolocalización, reputación, Centro de Desarrollo Profesional</w:t>
+              <w:t xml:space="preserve">verol </w:t>
+            </w:r>
+            <w:r>
+              <w:rPr>
+                <w:rFonts w:ascii="Calibri" w:hAnsi="Calibri"/>
+                <w:bCs/>
+              </w:rPr>
+              <w:t>funcional</w:t>
+            </w:r>
+            <w:r>
+              <w:rPr>
+                <w:rFonts w:ascii="Calibri" w:hAnsi="Calibri"/>
+                <w:bCs/>
+              </w:rPr>
+              <w:t xml:space="preserve"> con la totalidad (o el conjunto priorizado) de las épicas implementadas: registro, búsqueda, chatbot, geolocalización, reputación, Centro de Desarrollo Profesional</w:t>
             </w:r>
             <w:r>
               <w:rPr>
@@ -6709,14 +6785,28 @@
                 <w:rFonts w:ascii="Calibri" w:hAnsi="Calibri"/>
                 <w:color w:val="1F3864" w:themeColor="accent1" w:themeShade="80"/>
               </w:rPr>
-              <w:t xml:space="preserve">Nombre de </w:t>
+              <w:t xml:space="preserve">Nombre </w:t>
             </w:r>
             <w:r>
               <w:rPr>
                 <w:rFonts w:ascii="Calibri" w:hAnsi="Calibri"/>
                 <w:color w:val="1F3864" w:themeColor="accent1" w:themeShade="80"/>
               </w:rPr>
-              <w:t xml:space="preserve"> Actividades/Tareas</w:t>
+              <w:t xml:space="preserve">de </w:t>
+            </w:r>
+            <w:r>
+              <w:rPr>
+                <w:rFonts w:ascii="Calibri" w:hAnsi="Calibri"/>
+                <w:color w:val="1F3864" w:themeColor="accent1" w:themeShade="80"/>
+              </w:rPr>
+              <w:t>Actividades</w:t>
+            </w:r>
+            <w:r>
+              <w:rPr>
+                <w:rFonts w:ascii="Calibri" w:hAnsi="Calibri"/>
+                <w:color w:val="1F3864" w:themeColor="accent1" w:themeShade="80"/>
+              </w:rPr>
+              <w:t>/Tareas</w:t>
             </w:r>
           </w:p>
         </w:tc>
@@ -7745,25 +7835,7 @@
                 <w:sz w:val="20"/>
                 <w:szCs w:val="20"/>
               </w:rPr>
-              <w:t>Lenguaje/</w:t>
-            </w:r>
-            <w:proofErr w:type="spellStart"/>
-            <w:r>
-              <w:rPr>
-                <w:rFonts w:ascii="Arial" w:hAnsi="Arial" w:cs="Arial"/>
-                <w:sz w:val="20"/>
-                <w:szCs w:val="20"/>
-              </w:rPr>
-              <w:t>framework</w:t>
-            </w:r>
-            <w:proofErr w:type="spellEnd"/>
-            <w:r>
-              <w:rPr>
-                <w:rFonts w:ascii="Arial" w:hAnsi="Arial" w:cs="Arial"/>
-                <w:sz w:val="20"/>
-                <w:szCs w:val="20"/>
-              </w:rPr>
-              <w:t xml:space="preserve"> backend, servidor de pruebas, control de versiones (Git)</w:t>
+              <w:t>Lenguaje/framework backend, servidor de pruebas, control de versiones (Git)</w:t>
             </w:r>
           </w:p>
         </w:tc>
@@ -8743,25 +8815,7 @@
                 <w:sz w:val="20"/>
                 <w:szCs w:val="20"/>
               </w:rPr>
-              <w:t xml:space="preserve">Casos de prueba, </w:t>
-            </w:r>
-            <w:proofErr w:type="spellStart"/>
-            <w:r>
-              <w:rPr>
-                <w:rFonts w:ascii="Arial" w:hAnsi="Arial" w:cs="Arial"/>
-                <w:sz w:val="20"/>
-                <w:szCs w:val="20"/>
-              </w:rPr>
-              <w:t>checklist</w:t>
-            </w:r>
-            <w:proofErr w:type="spellEnd"/>
-            <w:r>
-              <w:rPr>
-                <w:rFonts w:ascii="Arial" w:hAnsi="Arial" w:cs="Arial"/>
-                <w:sz w:val="20"/>
-                <w:szCs w:val="20"/>
-              </w:rPr>
-              <w:t xml:space="preserve"> de validación</w:t>
+              <w:t>Casos de prueba, checklist de validación</w:t>
             </w:r>
           </w:p>
         </w:tc>
@@ -9732,25 +9786,7 @@
                 <w:sz w:val="20"/>
                 <w:szCs w:val="20"/>
               </w:rPr>
-              <w:t>Herramienta de diagramación (draw.io/</w:t>
-            </w:r>
-            <w:proofErr w:type="spellStart"/>
-            <w:r>
-              <w:rPr>
-                <w:rFonts w:ascii="Arial" w:hAnsi="Arial" w:cs="Arial"/>
-                <w:sz w:val="20"/>
-                <w:szCs w:val="20"/>
-              </w:rPr>
-              <w:t>Lucidchart</w:t>
-            </w:r>
-            <w:proofErr w:type="spellEnd"/>
-            <w:r>
-              <w:rPr>
-                <w:rFonts w:ascii="Arial" w:hAnsi="Arial" w:cs="Arial"/>
-                <w:sz w:val="20"/>
-                <w:szCs w:val="20"/>
-              </w:rPr>
-              <w:t>), documentación técnica</w:t>
+              <w:t>Herramienta de diagramación (draw.io), documentación técnica</w:t>
             </w:r>
           </w:p>
         </w:tc>
@@ -17342,7 +17378,7 @@
 </file>
 
 <file path=word/endnotes.xml><?xml version="1.0" encoding="utf-8"?>
-<w:endnotes xmlns:wpc="http://schemas.microsoft.com/office/word/2010/wordprocessingCanvas" xmlns:cx="http://schemas.microsoft.com/office/drawing/2014/chartex" xmlns:cx1="http://schemas.microsoft.com/office/drawing/2015/9/8/chartex" xmlns:cx2="http://schemas.microsoft.com/office/drawing/2015/10/21/chartex" xmlns:cx3="http://schemas.microsoft.com/office/drawing/2016/5/9/chartex" xmlns:cx4="http://schemas.microsoft.com/office/drawing/2016/5/10/chartex" xmlns:cx5="http://schemas.microsoft.com/office/drawing/2016/5/11/chartex" xmlns:cx6="http://schemas.microsoft.com/office/drawing/2016/5/12/chartex" xmlns:cx7="http://schemas.microsoft.com/office/drawing/2016/5/13/chartex" xmlns:cx8="http://schemas.microsoft.com/office/drawing/2016/5/14/chartex" xmlns:mc="http://schemas.openxmlformats.org/markup-compatibility/2006" xmlns:aink="http://schemas.microsoft.com/office/drawing/2016/ink" xmlns:am3d="http://schemas.microsoft.com/office/drawing/2017/model3d" xmlns:o="urn:schemas-microsoft-com:office:office" xmlns:oel="http://schemas.microsoft.com/office/2019/extlst" xmlns:r="http://schemas.openxmlformats.org/officeDocument/2006/relationships" xmlns:m="http://schemas.openxmlformats.org/officeDocument/2006/math" xmlns:v="urn:schemas-microsoft-com:vml" xmlns:wp14="http://schemas.microsoft.com/office/word/2010/wordprocessingDrawing" xmlns:wp="http://schemas.openxmlformats.org/drawingml/2006/wordprocessingDrawing" xmlns:w10="urn:schemas-microsoft-com:office:word" xmlns:w="http://schemas.openxmlformats.org/wordprocessingml/2006/main" xmlns:w14="http://schemas.microsoft.com/office/word/2010/wordml" xmlns:w15="http://schemas.microsoft.com/office/word/2012/wordml" xmlns:w16cex="http://schemas.microsoft.com/office/word/2018/wordml/cex" xmlns:w16cid="http://schemas.microsoft.com/office/word/2016/wordml/cid" xmlns:w16="http://schemas.microsoft.com/office/word/2018/wordml" xmlns:w16du="http://schemas.microsoft.com/office/word/2023/wordml/word16du" xmlns:w16sdtdh="http://schemas.microsoft.com/office/word/2020/wordml/sdtdatahash" xmlns:w16sdtfl="http://schemas.microsoft.com/office/word/2024/wordml/sdtformatlock" xmlns:w16se="http://schemas.microsoft.com/office/word/2015/wordml/symex" xmlns:wpg="http://schemas.microsoft.com/office/word/2010/wordprocessingGroup" xmlns:wpi="http://schemas.microsoft.com/office/word/2010/wordprocessingInk" xmlns:wne="http://schemas.microsoft.com/office/word/2006/wordml" xmlns:wps="http://schemas.microsoft.com/office/word/2010/wordprocessingShape" mc:Ignorable="w14 w15 w16se w16cid w16 w16cex w16sdtdh w16sdtfl w16du wp14">
+<w:endnotes xmlns:wpc="http://schemas.microsoft.com/office/word/2010/wordprocessingCanvas" xmlns:cx="http://schemas.microsoft.com/office/drawing/2014/chartex" xmlns:cx1="http://schemas.microsoft.com/office/drawing/2015/9/8/chartex" xmlns:cx2="http://schemas.microsoft.com/office/drawing/2015/10/21/chartex" xmlns:cx3="http://schemas.microsoft.com/office/drawing/2016/5/9/chartex" xmlns:cx4="http://schemas.microsoft.com/office/drawing/2016/5/10/chartex" xmlns:cx5="http://schemas.microsoft.com/office/drawing/2016/5/11/chartex" xmlns:cx6="http://schemas.microsoft.com/office/drawing/2016/5/12/chartex" xmlns:cx7="http://schemas.microsoft.com/office/drawing/2016/5/13/chartex" xmlns:cx8="http://schemas.microsoft.com/office/drawing/2016/5/14/chartex" xmlns:mc="http://schemas.openxmlformats.org/markup-compatibility/2006" xmlns:aink="http://schemas.microsoft.com/office/drawing/2016/ink" xmlns:am3d="http://schemas.microsoft.com/office/drawing/2017/model3d" xmlns:o="urn:schemas-microsoft-com:office:office" xmlns:r="http://schemas.openxmlformats.org/officeDocument/2006/relationships" xmlns:m="http://schemas.openxmlformats.org/officeDocument/2006/math" xmlns:v="urn:schemas-microsoft-com:vml" xmlns:wp14="http://schemas.microsoft.com/office/word/2010/wordprocessingDrawing" xmlns:wp="http://schemas.openxmlformats.org/drawingml/2006/wordprocessingDrawing" xmlns:w10="urn:schemas-microsoft-com:office:word" xmlns:w="http://schemas.openxmlformats.org/wordprocessingml/2006/main" xmlns:w14="http://schemas.microsoft.com/office/word/2010/wordml" xmlns:w15="http://schemas.microsoft.com/office/word/2012/wordml" xmlns:w16cex="http://schemas.microsoft.com/office/word/2018/wordml/cex" xmlns:w16cid="http://schemas.microsoft.com/office/word/2016/wordml/cid" xmlns:w16="http://schemas.microsoft.com/office/word/2018/wordml" xmlns:w16sdtdh="http://schemas.microsoft.com/office/word/2020/wordml/sdtdatahash" xmlns:w16se="http://schemas.microsoft.com/office/word/2015/wordml/symex" xmlns:wpg="http://schemas.microsoft.com/office/word/2010/wordprocessingGroup" xmlns:wpi="http://schemas.microsoft.com/office/word/2010/wordprocessingInk" xmlns:wne="http://schemas.microsoft.com/office/word/2006/wordml" xmlns:wps="http://schemas.microsoft.com/office/word/2010/wordprocessingShape" mc:Ignorable="w14 w15 w16se w16cid w16 w16cex w16sdtdh wp14">
   <w:endnote w:type="separator" w:id="-1">
     <w:p>
       <w:pPr>
@@ -17367,7 +17403,7 @@
 </file>
 
 <file path=word/footnotes.xml><?xml version="1.0" encoding="utf-8"?>
-<w:footnotes xmlns:wpc="http://schemas.microsoft.com/office/word/2010/wordprocessingCanvas" xmlns:cx="http://schemas.microsoft.com/office/drawing/2014/chartex" xmlns:cx1="http://schemas.microsoft.com/office/drawing/2015/9/8/chartex" xmlns:cx2="http://schemas.microsoft.com/office/drawing/2015/10/21/chartex" xmlns:cx3="http://schemas.microsoft.com/office/drawing/2016/5/9/chartex" xmlns:cx4="http://schemas.microsoft.com/office/drawing/2016/5/10/chartex" xmlns:cx5="http://schemas.microsoft.com/office/drawing/2016/5/11/chartex" xmlns:cx6="http://schemas.microsoft.com/office/drawing/2016/5/12/chartex" xmlns:cx7="http://schemas.microsoft.com/office/drawing/2016/5/13/chartex" xmlns:cx8="http://schemas.microsoft.com/office/drawing/2016/5/14/chartex" xmlns:mc="http://schemas.openxmlformats.org/markup-compatibility/2006" xmlns:aink="http://schemas.microsoft.com/office/drawing/2016/ink" xmlns:am3d="http://schemas.microsoft.com/office/drawing/2017/model3d" xmlns:o="urn:schemas-microsoft-com:office:office" xmlns:oel="http://schemas.microsoft.com/office/2019/extlst" xmlns:r="http://schemas.openxmlformats.org/officeDocument/2006/relationships" xmlns:m="http://schemas.openxmlformats.org/officeDocument/2006/math" xmlns:v="urn:schemas-microsoft-com:vml" xmlns:wp14="http://schemas.microsoft.com/office/word/2010/wordprocessingDrawing" xmlns:wp="http://schemas.openxmlformats.org/drawingml/2006/wordprocessingDrawing" xmlns:w10="urn:schemas-microsoft-com:office:word" xmlns:w="http://schemas.openxmlformats.org/wordprocessingml/2006/main" xmlns:w14="http://schemas.microsoft.com/office/word/2010/wordml" xmlns:w15="http://schemas.microsoft.com/office/word/2012/wordml" xmlns:w16cex="http://schemas.microsoft.com/office/word/2018/wordml/cex" xmlns:w16cid="http://schemas.microsoft.com/office/word/2016/wordml/cid" xmlns:w16="http://schemas.microsoft.com/office/word/2018/wordml" xmlns:w16du="http://schemas.microsoft.com/office/word/2023/wordml/word16du" xmlns:w16sdtdh="http://schemas.microsoft.com/office/word/2020/wordml/sdtdatahash" xmlns:w16sdtfl="http://schemas.microsoft.com/office/word/2024/wordml/sdtformatlock" xmlns:w16se="http://schemas.microsoft.com/office/word/2015/wordml/symex" xmlns:wpg="http://schemas.microsoft.com/office/word/2010/wordprocessingGroup" xmlns:wpi="http://schemas.microsoft.com/office/word/2010/wordprocessingInk" xmlns:wne="http://schemas.microsoft.com/office/word/2006/wordml" xmlns:wps="http://schemas.microsoft.com/office/word/2010/wordprocessingShape" mc:Ignorable="w14 w15 w16se w16cid w16 w16cex w16sdtdh w16sdtfl w16du wp14">
+<w:footnotes xmlns:wpc="http://schemas.microsoft.com/office/word/2010/wordprocessingCanvas" xmlns:cx="http://schemas.microsoft.com/office/drawing/2014/chartex" xmlns:cx1="http://schemas.microsoft.com/office/drawing/2015/9/8/chartex" xmlns:cx2="http://schemas.microsoft.com/office/drawing/2015/10/21/chartex" xmlns:cx3="http://schemas.microsoft.com/office/drawing/2016/5/9/chartex" xmlns:cx4="http://schemas.microsoft.com/office/drawing/2016/5/10/chartex" xmlns:cx5="http://schemas.microsoft.com/office/drawing/2016/5/11/chartex" xmlns:cx6="http://schemas.microsoft.com/office/drawing/2016/5/12/chartex" xmlns:cx7="http://schemas.microsoft.com/office/drawing/2016/5/13/chartex" xmlns:cx8="http://schemas.microsoft.com/office/drawing/2016/5/14/chartex" xmlns:mc="http://schemas.openxmlformats.org/markup-compatibility/2006" xmlns:aink="http://schemas.microsoft.com/office/drawing/2016/ink" xmlns:am3d="http://schemas.microsoft.com/office/drawing/2017/model3d" xmlns:o="urn:schemas-microsoft-com:office:office" xmlns:r="http://schemas.openxmlformats.org/officeDocument/2006/relationships" xmlns:m="http://schemas.openxmlformats.org/officeDocument/2006/math" xmlns:v="urn:schemas-microsoft-com:vml" xmlns:wp14="http://schemas.microsoft.com/office/word/2010/wordprocessingDrawing" xmlns:wp="http://schemas.openxmlformats.org/drawingml/2006/wordprocessingDrawing" xmlns:w10="urn:schemas-microsoft-com:office:word" xmlns:w="http://schemas.openxmlformats.org/wordprocessingml/2006/main" xmlns:w14="http://schemas.microsoft.com/office/word/2010/wordml" xmlns:w15="http://schemas.microsoft.com/office/word/2012/wordml" xmlns:w16cex="http://schemas.microsoft.com/office/word/2018/wordml/cex" xmlns:w16cid="http://schemas.microsoft.com/office/word/2016/wordml/cid" xmlns:w16="http://schemas.microsoft.com/office/word/2018/wordml" xmlns:w16sdtdh="http://schemas.microsoft.com/office/word/2020/wordml/sdtdatahash" xmlns:w16se="http://schemas.microsoft.com/office/word/2015/wordml/symex" xmlns:wpg="http://schemas.microsoft.com/office/word/2010/wordprocessingGroup" xmlns:wpi="http://schemas.microsoft.com/office/word/2010/wordprocessingInk" xmlns:wne="http://schemas.microsoft.com/office/word/2006/wordml" xmlns:wps="http://schemas.microsoft.com/office/word/2010/wordprocessingShape" mc:Ignorable="w14 w15 w16se w16cid w16 w16cex w16sdtdh wp14">
   <w:footnote w:type="separator" w:id="-1">
     <w:p>
       <w:pPr>
@@ -17447,7 +17483,7 @@
 </file>
 
 <file path=word/header1.xml><?xml version="1.0" encoding="utf-8"?>
-<w:hdr xmlns:wpc="http://schemas.microsoft.com/office/word/2010/wordprocessingCanvas" xmlns:cx="http://schemas.microsoft.com/office/drawing/2014/chartex" xmlns:cx1="http://schemas.microsoft.com/office/drawing/2015/9/8/chartex" xmlns:cx2="http://schemas.microsoft.com/office/drawing/2015/10/21/chartex" xmlns:cx3="http://schemas.microsoft.com/office/drawing/2016/5/9/chartex" xmlns:cx4="http://schemas.microsoft.com/office/drawing/2016/5/10/chartex" xmlns:cx5="http://schemas.microsoft.com/office/drawing/2016/5/11/chartex" xmlns:cx6="http://schemas.microsoft.com/office/drawing/2016/5/12/chartex" xmlns:cx7="http://schemas.microsoft.com/office/drawing/2016/5/13/chartex" xmlns:cx8="http://schemas.microsoft.com/office/drawing/2016/5/14/chartex" xmlns:mc="http://schemas.openxmlformats.org/markup-compatibility/2006" xmlns:aink="http://schemas.microsoft.com/office/drawing/2016/ink" xmlns:am3d="http://schemas.microsoft.com/office/drawing/2017/model3d" xmlns:o="urn:schemas-microsoft-com:office:office" xmlns:oel="http://schemas.microsoft.com/office/2019/extlst" xmlns:r="http://schemas.openxmlformats.org/officeDocument/2006/relationships" xmlns:m="http://schemas.openxmlformats.org/officeDocument/2006/math" xmlns:v="urn:schemas-microsoft-com:vml" xmlns:wp14="http://schemas.microsoft.com/office/word/2010/wordprocessingDrawing" xmlns:wp="http://schemas.openxmlformats.org/drawingml/2006/wordprocessingDrawing" xmlns:w10="urn:schemas-microsoft-com:office:word" xmlns:w="http://schemas.openxmlformats.org/wordprocessingml/2006/main" xmlns:w14="http://schemas.microsoft.com/office/word/2010/wordml" xmlns:w15="http://schemas.microsoft.com/office/word/2012/wordml" xmlns:w16cex="http://schemas.microsoft.com/office/word/2018/wordml/cex" xmlns:w16cid="http://schemas.microsoft.com/office/word/2016/wordml/cid" xmlns:w16="http://schemas.microsoft.com/office/word/2018/wordml" xmlns:w16du="http://schemas.microsoft.com/office/word/2023/wordml/word16du" xmlns:w16sdtdh="http://schemas.microsoft.com/office/word/2020/wordml/sdtdatahash" xmlns:w16sdtfl="http://schemas.microsoft.com/office/word/2024/wordml/sdtformatlock" xmlns:w16se="http://schemas.microsoft.com/office/word/2015/wordml/symex" xmlns:wpg="http://schemas.microsoft.com/office/word/2010/wordprocessingGroup" xmlns:wpi="http://schemas.microsoft.com/office/word/2010/wordprocessingInk" xmlns:wne="http://schemas.microsoft.com/office/word/2006/wordml" xmlns:wps="http://schemas.microsoft.com/office/word/2010/wordprocessingShape" mc:Ignorable="w14 w15 w16se w16cid w16 w16cex w16sdtdh w16sdtfl w16du wp14">
+<w:hdr xmlns:wpc="http://schemas.microsoft.com/office/word/2010/wordprocessingCanvas" xmlns:cx="http://schemas.microsoft.com/office/drawing/2014/chartex" xmlns:cx1="http://schemas.microsoft.com/office/drawing/2015/9/8/chartex" xmlns:cx2="http://schemas.microsoft.com/office/drawing/2015/10/21/chartex" xmlns:cx3="http://schemas.microsoft.com/office/drawing/2016/5/9/chartex" xmlns:cx4="http://schemas.microsoft.com/office/drawing/2016/5/10/chartex" xmlns:cx5="http://schemas.microsoft.com/office/drawing/2016/5/11/chartex" xmlns:cx6="http://schemas.microsoft.com/office/drawing/2016/5/12/chartex" xmlns:cx7="http://schemas.microsoft.com/office/drawing/2016/5/13/chartex" xmlns:cx8="http://schemas.microsoft.com/office/drawing/2016/5/14/chartex" xmlns:mc="http://schemas.openxmlformats.org/markup-compatibility/2006" xmlns:aink="http://schemas.microsoft.com/office/drawing/2016/ink" xmlns:am3d="http://schemas.microsoft.com/office/drawing/2017/model3d" xmlns:o="urn:schemas-microsoft-com:office:office" xmlns:r="http://schemas.openxmlformats.org/officeDocument/2006/relationships" xmlns:m="http://schemas.openxmlformats.org/officeDocument/2006/math" xmlns:v="urn:schemas-microsoft-com:vml" xmlns:wp14="http://schemas.microsoft.com/office/word/2010/wordprocessingDrawing" xmlns:wp="http://schemas.openxmlformats.org/drawingml/2006/wordprocessingDrawing" xmlns:w10="urn:schemas-microsoft-com:office:word" xmlns:w="http://schemas.openxmlformats.org/wordprocessingml/2006/main" xmlns:w14="http://schemas.microsoft.com/office/word/2010/wordml" xmlns:w15="http://schemas.microsoft.com/office/word/2012/wordml" xmlns:w16cex="http://schemas.microsoft.com/office/word/2018/wordml/cex" xmlns:w16cid="http://schemas.microsoft.com/office/word/2016/wordml/cid" xmlns:w16="http://schemas.microsoft.com/office/word/2018/wordml" xmlns:w16sdtdh="http://schemas.microsoft.com/office/word/2020/wordml/sdtdatahash" xmlns:w16se="http://schemas.microsoft.com/office/word/2015/wordml/symex" xmlns:wpg="http://schemas.microsoft.com/office/word/2010/wordprocessingGroup" xmlns:wpi="http://schemas.microsoft.com/office/word/2010/wordprocessingInk" xmlns:wne="http://schemas.microsoft.com/office/word/2006/wordml" xmlns:wps="http://schemas.microsoft.com/office/word/2010/wordprocessingShape" mc:Ignorable="w14 w15 w16se w16cid w16 w16cex w16sdtdh wp14">
   <w:tbl>
     <w:tblPr>
       <w:tblStyle w:val="Tablaconcuadrcula1"/>
@@ -17632,7 +17668,7 @@
 </file>
 
 <file path=word/numbering.xml><?xml version="1.0" encoding="utf-8"?>
-<w:numbering xmlns:wpc="http://schemas.microsoft.com/office/word/2010/wordprocessingCanvas" xmlns:cx="http://schemas.microsoft.com/office/drawing/2014/chartex" xmlns:cx1="http://schemas.microsoft.com/office/drawing/2015/9/8/chartex" xmlns:cx2="http://schemas.microsoft.com/office/drawing/2015/10/21/chartex" xmlns:cx3="http://schemas.microsoft.com/office/drawing/2016/5/9/chartex" xmlns:cx4="http://schemas.microsoft.com/office/drawing/2016/5/10/chartex" xmlns:cx5="http://schemas.microsoft.com/office/drawing/2016/5/11/chartex" xmlns:cx6="http://schemas.microsoft.com/office/drawing/2016/5/12/chartex" xmlns:cx7="http://schemas.microsoft.com/office/drawing/2016/5/13/chartex" xmlns:cx8="http://schemas.microsoft.com/office/drawing/2016/5/14/chartex" xmlns:mc="http://schemas.openxmlformats.org/markup-compatibility/2006" xmlns:aink="http://schemas.microsoft.com/office/drawing/2016/ink" xmlns:am3d="http://schemas.microsoft.com/office/drawing/2017/model3d" xmlns:o="urn:schemas-microsoft-com:office:office" xmlns:oel="http://schemas.microsoft.com/office/2019/extlst" xmlns:r="http://schemas.openxmlformats.org/officeDocument/2006/relationships" xmlns:m="http://schemas.openxmlformats.org/officeDocument/2006/math" xmlns:v="urn:schemas-microsoft-com:vml" xmlns:wp14="http://schemas.microsoft.com/office/word/2010/wordprocessingDrawing" xmlns:wp="http://schemas.openxmlformats.org/drawingml/2006/wordprocessingDrawing" xmlns:w10="urn:schemas-microsoft-com:office:word" xmlns:w="http://schemas.openxmlformats.org/wordprocessingml/2006/main" xmlns:w14="http://schemas.microsoft.com/office/word/2010/wordml" xmlns:w15="http://schemas.microsoft.com/office/word/2012/wordml" xmlns:w16cex="http://schemas.microsoft.com/office/word/2018/wordml/cex" xmlns:w16cid="http://schemas.microsoft.com/office/word/2016/wordml/cid" xmlns:w16="http://schemas.microsoft.com/office/word/2018/wordml" xmlns:w16du="http://schemas.microsoft.com/office/word/2023/wordml/word16du" xmlns:w16sdtdh="http://schemas.microsoft.com/office/word/2020/wordml/sdtdatahash" xmlns:w16sdtfl="http://schemas.microsoft.com/office/word/2024/wordml/sdtformatlock" xmlns:w16se="http://schemas.microsoft.com/office/word/2015/wordml/symex" xmlns:wpg="http://schemas.microsoft.com/office/word/2010/wordprocessingGroup" xmlns:wpi="http://schemas.microsoft.com/office/word/2010/wordprocessingInk" xmlns:wne="http://schemas.microsoft.com/office/word/2006/wordml" xmlns:wps="http://schemas.microsoft.com/office/word/2010/wordprocessingShape" mc:Ignorable="w14 w15 w16se w16cid w16 w16cex w16sdtdh w16sdtfl w16du wp14">
+<w:numbering xmlns:wpc="http://schemas.microsoft.com/office/word/2010/wordprocessingCanvas" xmlns:cx="http://schemas.microsoft.com/office/drawing/2014/chartex" xmlns:cx1="http://schemas.microsoft.com/office/drawing/2015/9/8/chartex" xmlns:cx2="http://schemas.microsoft.com/office/drawing/2015/10/21/chartex" xmlns:cx3="http://schemas.microsoft.com/office/drawing/2016/5/9/chartex" xmlns:cx4="http://schemas.microsoft.com/office/drawing/2016/5/10/chartex" xmlns:cx5="http://schemas.microsoft.com/office/drawing/2016/5/11/chartex" xmlns:cx6="http://schemas.microsoft.com/office/drawing/2016/5/12/chartex" xmlns:cx7="http://schemas.microsoft.com/office/drawing/2016/5/13/chartex" xmlns:cx8="http://schemas.microsoft.com/office/drawing/2016/5/14/chartex" xmlns:mc="http://schemas.openxmlformats.org/markup-compatibility/2006" xmlns:aink="http://schemas.microsoft.com/office/drawing/2016/ink" xmlns:am3d="http://schemas.microsoft.com/office/drawing/2017/model3d" xmlns:o="urn:schemas-microsoft-com:office:office" xmlns:r="http://schemas.openxmlformats.org/officeDocument/2006/relationships" xmlns:m="http://schemas.openxmlformats.org/officeDocument/2006/math" xmlns:v="urn:schemas-microsoft-com:vml" xmlns:wp14="http://schemas.microsoft.com/office/word/2010/wordprocessingDrawing" xmlns:wp="http://schemas.openxmlformats.org/drawingml/2006/wordprocessingDrawing" xmlns:w10="urn:schemas-microsoft-com:office:word" xmlns:w="http://schemas.openxmlformats.org/wordprocessingml/2006/main" xmlns:w14="http://schemas.microsoft.com/office/word/2010/wordml" xmlns:w15="http://schemas.microsoft.com/office/word/2012/wordml" xmlns:w16cex="http://schemas.microsoft.com/office/word/2018/wordml/cex" xmlns:w16cid="http://schemas.microsoft.com/office/word/2016/wordml/cid" xmlns:w16="http://schemas.microsoft.com/office/word/2018/wordml" xmlns:w16sdtdh="http://schemas.microsoft.com/office/word/2020/wordml/sdtdatahash" xmlns:w16se="http://schemas.microsoft.com/office/word/2015/wordml/symex" xmlns:wpg="http://schemas.microsoft.com/office/word/2010/wordprocessingGroup" xmlns:wpi="http://schemas.microsoft.com/office/word/2010/wordprocessingInk" xmlns:wne="http://schemas.microsoft.com/office/word/2006/wordml" xmlns:wps="http://schemas.microsoft.com/office/word/2010/wordprocessingShape" mc:Ignorable="w14 w15 w16se w16cid w16 w16cex w16sdtdh wp14">
   <w:abstractNum w:abstractNumId="0" w15:restartNumberingAfterBreak="0">
     <w:nsid w:val="077D6FB2"/>
     <w:multiLevelType w:val="hybridMultilevel"/>
@@ -19222,53 +19258,53 @@
       </w:rPr>
     </w:lvl>
   </w:abstractNum>
-  <w:num w:numId="1" w16cid:durableId="1711952775">
+  <w:num w:numId="1">
     <w:abstractNumId w:val="10"/>
   </w:num>
-  <w:num w:numId="2" w16cid:durableId="315376007">
+  <w:num w:numId="2">
     <w:abstractNumId w:val="12"/>
   </w:num>
-  <w:num w:numId="3" w16cid:durableId="1516729967">
+  <w:num w:numId="3">
     <w:abstractNumId w:val="2"/>
   </w:num>
-  <w:num w:numId="4" w16cid:durableId="1097290993">
+  <w:num w:numId="4">
     <w:abstractNumId w:val="6"/>
   </w:num>
-  <w:num w:numId="5" w16cid:durableId="1506169874">
+  <w:num w:numId="5">
     <w:abstractNumId w:val="0"/>
   </w:num>
-  <w:num w:numId="6" w16cid:durableId="838621780">
+  <w:num w:numId="6">
     <w:abstractNumId w:val="5"/>
   </w:num>
-  <w:num w:numId="7" w16cid:durableId="559875001">
+  <w:num w:numId="7">
     <w:abstractNumId w:val="7"/>
   </w:num>
-  <w:num w:numId="8" w16cid:durableId="1437750833">
+  <w:num w:numId="8">
     <w:abstractNumId w:val="1"/>
   </w:num>
-  <w:num w:numId="9" w16cid:durableId="971397578">
+  <w:num w:numId="9">
     <w:abstractNumId w:val="13"/>
   </w:num>
-  <w:num w:numId="10" w16cid:durableId="1269854886">
+  <w:num w:numId="10">
     <w:abstractNumId w:val="4"/>
   </w:num>
-  <w:num w:numId="11" w16cid:durableId="1528832975">
+  <w:num w:numId="11">
     <w:abstractNumId w:val="11"/>
   </w:num>
-  <w:num w:numId="12" w16cid:durableId="1414856866">
+  <w:num w:numId="12">
     <w:abstractNumId w:val="3"/>
   </w:num>
-  <w:num w:numId="13" w16cid:durableId="1096360966">
+  <w:num w:numId="13">
     <w:abstractNumId w:val="8"/>
   </w:num>
-  <w:num w:numId="14" w16cid:durableId="685249186">
+  <w:num w:numId="14">
     <w:abstractNumId w:val="9"/>
   </w:num>
 </w:numbering>
 </file>
 
 <file path=word/styles.xml><?xml version="1.0" encoding="utf-8"?>
-<w:styles xmlns:mc="http://schemas.openxmlformats.org/markup-compatibility/2006" xmlns:r="http://schemas.openxmlformats.org/officeDocument/2006/relationships" xmlns:w="http://schemas.openxmlformats.org/wordprocessingml/2006/main" xmlns:w14="http://schemas.microsoft.com/office/word/2010/wordml" xmlns:w15="http://schemas.microsoft.com/office/word/2012/wordml" xmlns:w16cex="http://schemas.microsoft.com/office/word/2018/wordml/cex" xmlns:w16cid="http://schemas.microsoft.com/office/word/2016/wordml/cid" xmlns:w16="http://schemas.microsoft.com/office/word/2018/wordml" xmlns:w16du="http://schemas.microsoft.com/office/word/2023/wordml/word16du" xmlns:w16sdtdh="http://schemas.microsoft.com/office/word/2020/wordml/sdtdatahash" xmlns:w16sdtfl="http://schemas.microsoft.com/office/word/2024/wordml/sdtformatlock" xmlns:w16se="http://schemas.microsoft.com/office/word/2015/wordml/symex" mc:Ignorable="w14 w15 w16se w16cid w16 w16cex w16sdtdh w16sdtfl w16du">
+<w:styles xmlns:mc="http://schemas.openxmlformats.org/markup-compatibility/2006" xmlns:r="http://schemas.openxmlformats.org/officeDocument/2006/relationships" xmlns:w="http://schemas.openxmlformats.org/wordprocessingml/2006/main" xmlns:w14="http://schemas.microsoft.com/office/word/2010/wordml" xmlns:w15="http://schemas.microsoft.com/office/word/2012/wordml" xmlns:w16cex="http://schemas.microsoft.com/office/word/2018/wordml/cex" xmlns:w16cid="http://schemas.microsoft.com/office/word/2016/wordml/cid" xmlns:w16="http://schemas.microsoft.com/office/word/2018/wordml" xmlns:w16sdtdh="http://schemas.microsoft.com/office/word/2020/wordml/sdtdatahash" xmlns:w16se="http://schemas.microsoft.com/office/word/2015/wordml/symex" mc:Ignorable="w14 w15 w16se w16cid w16 w16cex w16sdtdh">
   <w:docDefaults>
     <w:rPrDefault>
       <w:rPr>
@@ -20279,6 +20315,21 @@
 </file>
 
 <file path=customXml/item1.xml><?xml version="1.0" encoding="utf-8"?>
+<p:properties xmlns:p="http://schemas.microsoft.com/office/2006/metadata/properties" xmlns:xsi="http://www.w3.org/2001/XMLSchema-instance" xmlns:pc="http://schemas.microsoft.com/office/infopath/2007/PartnerControls">
+  <documentManagement/>
+</p:properties>
+</file>
+
+<file path=customXml/item2.xml><?xml version="1.0" encoding="utf-8"?>
+<?mso-contentType ?>
+<FormTemplates xmlns="http://schemas.microsoft.com/sharepoint/v3/contenttype/forms">
+  <Display>DocumentLibraryForm</Display>
+  <Edit>DocumentLibraryForm</Edit>
+  <New>DocumentLibraryForm</New>
+</FormTemplates>
+</file>
+
+<file path=customXml/item3.xml><?xml version="1.0" encoding="utf-8"?>
 <ct:contentTypeSchema xmlns:ct="http://schemas.microsoft.com/office/2006/metadata/contentType" xmlns:ma="http://schemas.microsoft.com/office/2006/metadata/properties/metaAttributes" ct:_="" ma:_="" ma:contentTypeName="Documento" ma:contentTypeID="0x010100E96778489EE7714D8BD12CC105EB918B" ma:contentTypeVersion="2" ma:contentTypeDescription="Crear nuevo documento." ma:contentTypeScope="" ma:versionID="416c5c7ae9b5d54d83875cd3c65194e3">
   <xsd:schema xmlns:xsd="http://www.w3.org/2001/XMLSchema" xmlns:xs="http://www.w3.org/2001/XMLSchema" xmlns:p="http://schemas.microsoft.com/office/2006/metadata/properties" xmlns:ns2="126e8a1c-9ea9-435a-ac89-d06c80d62e30" targetNamespace="http://schemas.microsoft.com/office/2006/metadata/properties" ma:root="true" ma:fieldsID="70a237c842677bd850644f8595079f5e" ns2:_="">
     <xsd:import namespace="126e8a1c-9ea9-435a-ac89-d06c80d62e30"/>
@@ -20410,22 +20461,24 @@
 </ct:contentTypeSchema>
 </file>
 
-<file path=customXml/item2.xml><?xml version="1.0" encoding="utf-8"?>
-<?mso-contentType ?>
-<FormTemplates xmlns="http://schemas.microsoft.com/sharepoint/v3/contenttype/forms">
-  <Display>DocumentLibraryForm</Display>
-  <Edit>DocumentLibraryForm</Edit>
-  <New>DocumentLibraryForm</New>
-</FormTemplates>
+<file path=customXml/itemProps1.xml><?xml version="1.0" encoding="utf-8"?>
+<ds:datastoreItem xmlns:ds="http://schemas.openxmlformats.org/officeDocument/2006/customXml" ds:itemID="{38174882-579A-45DC-A704-C035A9357F73}">
+  <ds:schemaRefs>
+    <ds:schemaRef ds:uri="http://schemas.microsoft.com/office/2006/metadata/properties"/>
+    <ds:schemaRef ds:uri="http://schemas.microsoft.com/office/infopath/2007/PartnerControls"/>
+  </ds:schemaRefs>
+</ds:datastoreItem>
 </file>
 
-<file path=customXml/item3.xml><?xml version="1.0" encoding="utf-8"?>
-<p:properties xmlns:p="http://schemas.microsoft.com/office/2006/metadata/properties" xmlns:xsi="http://www.w3.org/2001/XMLSchema-instance" xmlns:pc="http://schemas.microsoft.com/office/infopath/2007/PartnerControls">
-  <documentManagement/>
-</p:properties>
+<file path=customXml/itemProps2.xml><?xml version="1.0" encoding="utf-8"?>
+<ds:datastoreItem xmlns:ds="http://schemas.openxmlformats.org/officeDocument/2006/customXml" ds:itemID="{F3E3E2F7-59E7-4722-B872-D023DC9D1CC1}">
+  <ds:schemaRefs>
+    <ds:schemaRef ds:uri="http://schemas.microsoft.com/sharepoint/v3/contenttype/forms"/>
+  </ds:schemaRefs>
+</ds:datastoreItem>
 </file>
 
-<file path=customXml/itemProps1.xml><?xml version="1.0" encoding="utf-8"?>
+<file path=customXml/itemProps3.xml><?xml version="1.0" encoding="utf-8"?>
 <ds:datastoreItem xmlns:ds="http://schemas.openxmlformats.org/officeDocument/2006/customXml" ds:itemID="{7C9B9CFF-B258-43B4-948A-968A031773F5}">
   <ds:schemaRefs>
     <ds:schemaRef ds:uri="http://schemas.microsoft.com/office/2006/metadata/contentType"/>
@@ -20441,21 +20494,4 @@
     <ds:schemaRef ds:uri="http://schemas.microsoft.com/internal/obd"/>
   </ds:schemaRefs>
 </ds:datastoreItem>
-</file>
-
-<file path=customXml/itemProps2.xml><?xml version="1.0" encoding="utf-8"?>
-<ds:datastoreItem xmlns:ds="http://schemas.openxmlformats.org/officeDocument/2006/customXml" ds:itemID="{F3E3E2F7-59E7-4722-B872-D023DC9D1CC1}">
-  <ds:schemaRefs>
-    <ds:schemaRef ds:uri="http://schemas.microsoft.com/sharepoint/v3/contenttype/forms"/>
-  </ds:schemaRefs>
-</ds:datastoreItem>
-</file>
-
-<file path=customXml/itemProps3.xml><?xml version="1.0" encoding="utf-8"?>
-<ds:datastoreItem xmlns:ds="http://schemas.openxmlformats.org/officeDocument/2006/customXml" ds:itemID="{38174882-579A-45DC-A704-C035A9357F73}">
-  <ds:schemaRefs>
-    <ds:schemaRef ds:uri="http://schemas.microsoft.com/office/2006/metadata/properties"/>
-    <ds:schemaRef ds:uri="http://schemas.microsoft.com/office/infopath/2007/PartnerControls"/>
-  </ds:schemaRefs>
-</ds:datastoreItem>
 </file>